--- a/Thoughts on the Future (Chinese-English Bilingual).docx
+++ b/Thoughts on the Future (Chinese-English Bilingual).docx
@@ -136,7 +136,7 @@
           <w:sz w:val="28"/>
           <w:szCs w:val="28"/>
         </w:rPr>
-        <w:t>Version 2.0</w:t>
+        <w:t>Version 3.0</w:t>
       </w:r>
     </w:p>
     <w:p>
@@ -175,6 +175,9 @@
       <w:pPr>
         <w:pStyle w:val="Normal"/>
         <w:jc w:val="center"/>
+        <w:rPr/>
+      </w:pPr>
+      <w:r>
         <w:rPr>
           <w:rFonts w:ascii="Californian FB" w:hAnsi="Californian FB"/>
           <w:b w:val="false"/>
@@ -186,20 +189,41 @@
           <w:sz w:val="28"/>
           <w:szCs w:val="28"/>
         </w:rPr>
-      </w:pPr>
-      <w:r>
-        <w:rPr>
-          <w:rFonts w:ascii="Californian FB" w:hAnsi="Californian FB"/>
+        <w:t>DOI : 10.5281/zenod</w:t>
+      </w:r>
+      <w:r>
+        <w:rPr>
+          <w:rFonts w:eastAsia="宋体" w:cs="Arial" w:ascii="Californian FB" w:hAnsi="Californian FB"/>
           <w:b w:val="false"/>
           <w:i w:val="false"/>
           <w:caps w:val="false"/>
           <w:smallCaps w:val="false"/>
           <w:color w:val="141414"/>
           <w:spacing w:val="0"/>
+          <w:kern w:val="2"/>
           <w:sz w:val="28"/>
           <w:szCs w:val="28"/>
-        </w:rPr>
-        <w:t>DOI : 10.5281/zenodo.21458550</w:t>
+          <w:lang w:val="en-US" w:eastAsia="zh-CN" w:bidi="ar-SA"/>
+        </w:rPr>
+        <w:t>o.</w:t>
+      </w:r>
+      <w:r>
+        <w:rPr>
+          <w:rStyle w:val="Hyperlink"/>
+          <w:rFonts w:eastAsia="宋体" w:cs="Arial" w:ascii="Californian FB" w:hAnsi="Californian FB"/>
+          <w:b w:val="false"/>
+          <w:i w:val="false"/>
+          <w:caps w:val="false"/>
+          <w:smallCaps w:val="false"/>
+          <w:color w:val="141414"/>
+          <w:spacing w:val="0"/>
+          <w:kern w:val="2"/>
+          <w:sz w:val="28"/>
+          <w:szCs w:val="28"/>
+          <w:u w:val="none"/>
+          <w:lang w:val="en-US" w:eastAsia="zh-CN" w:bidi="ar-SA"/>
+        </w:rPr>
+        <w:t>21386558</w:t>
       </w:r>
     </w:p>
     <w:p>
@@ -420,6 +444,7 @@
     <w:p>
       <w:pPr>
         <w:pStyle w:val="user2"/>
+        <w:spacing w:before="0" w:after="454"/>
         <w:rPr/>
       </w:pPr>
       <w:r>
